--- a/HRCP-KKU-Academic/uploads/academic/position/1/p2doc_3.docx
+++ b/HRCP-KKU-Academic/uploads/academic/position/1/p2doc_3.docx
@@ -517,7 +517,7 @@
           <w:sz w:val="30"/>
           <w:szCs w:val="30"/>
         </w:rPr>
-        <w:t>ผศ.ดร.Apec</w:t>
+        <w:t>ผู้ช่วยศาสตราจารย์สมชาย ใจดีวิชาการ</w:t>
       </w:r>
       <w:r>
         <w:rPr>
@@ -554,7 +554,7 @@
           <w:sz w:val="30"/>
           <w:szCs w:val="30"/>
         </w:rPr>
-        <w:t>กๆกๆกๆกๆกๆกๆก</w:t>
+        <w:t>วันที่ ๒๑ สิงหาคม พ.ศ. ๒๕๖๙</w:t>
       </w:r>
     </w:p>
     <w:p>
@@ -700,7 +700,7 @@
           <w:sz w:val="30"/>
           <w:szCs w:val="30"/>
         </w:rPr>
-        <w:t>คณบดีวิทยาลัยการคอมพิวเตอร์</w:t>
+        <w:t/>
       </w:r>
     </w:p>
     <w:p>
@@ -728,7 +728,7 @@
           <w:sz w:val="30"/>
           <w:szCs w:val="30"/>
         </w:rPr>
-        <w:t>ปฟปฟป</w:t>
+        <w:t/>
       </w:r>
     </w:p>
     <w:sectPr>
